--- a/pr-preview/pr-354/chapters/inclusive-writing.docx
+++ b/pr-preview/pr-354/chapters/inclusive-writing.docx
@@ -15,7 +15,7 @@
         <w:pStyle w:val="Date"/>
       </w:pPr>
       <w:r>
-        <w:t xml:space="preserve">Last modified: 2026-10-26 00:41:12 (PDT)</w:t>
+        <w:t xml:space="preserve">Last modified: 2026-10-26 00:52:41 (PDT)</w:t>
       </w:r>
     </w:p>
     <w:tbl>

--- a/pr-preview/pr-354/chapters/inclusive-writing.docx
+++ b/pr-preview/pr-354/chapters/inclusive-writing.docx
@@ -15,7 +15,7 @@
         <w:pStyle w:val="Date"/>
       </w:pPr>
       <w:r>
-        <w:t xml:space="preserve">Last modified: 2026-10-26 00:52:41 (PDT)</w:t>
+        <w:t xml:space="preserve">Last modified: 2026-10-26 01:03:10 (PDT)</w:t>
       </w:r>
     </w:p>
     <w:tbl>

--- a/pr-preview/pr-354/chapters/inclusive-writing.docx
+++ b/pr-preview/pr-354/chapters/inclusive-writing.docx
@@ -15,7 +15,7 @@
         <w:pStyle w:val="Date"/>
       </w:pPr>
       <w:r>
-        <w:t xml:space="preserve">Last modified: 2026-10-26 01:03:10 (PDT)</w:t>
+        <w:t xml:space="preserve">Last modified: 2026-10-26 01:14:04 (PDT)</w:t>
       </w:r>
     </w:p>
     <w:tbl>

--- a/pr-preview/pr-354/chapters/inclusive-writing.docx
+++ b/pr-preview/pr-354/chapters/inclusive-writing.docx
@@ -15,7 +15,7 @@
         <w:pStyle w:val="Date"/>
       </w:pPr>
       <w:r>
-        <w:t xml:space="preserve">Last modified: 2026-10-26 01:14:04 (PDT)</w:t>
+        <w:t xml:space="preserve">Last modified: 2026-10-26 01:27:10 (PDT)</w:t>
       </w:r>
     </w:p>
     <w:tbl>
@@ -490,7 +490,7 @@
         <w:t xml:space="preserve"> </w:t>
       </w:r>
       <w:r>
-        <w:t xml:space="preserve">A reader who has not met the phrase before has to guess what it means.</w:t>
+        <w:t xml:space="preserve">A reader who has not encountered the phrase before has to guess what it means.</w:t>
       </w:r>
       <w:r>
         <w:t xml:space="preserve"> </w:t>
@@ -1120,6 +1120,58 @@
                     <w:jc w:val="center"/>
                   </w:pPr>
                   <w:r>
+                    <w:t xml:space="preserve">You will meet this notation again.</w:t>
+                  </w:r>
+                </w:p>
+              </w:tc>
+              <w:tc>
+                <w:tcPr/>
+                <w:p>
+                  <w:pPr>
+                    <w:pStyle w:val="Compact"/>
+                    <w:jc w:val="center"/>
+                  </w:pPr>
+                  <w:r>
+                    <w:t xml:space="preserve">You will encounter this notation again.</w:t>
+                  </w:r>
+                </w:p>
+              </w:tc>
+            </w:tr>
+            <w:tr>
+              <w:tc>
+                <w:tcPr/>
+                <w:p>
+                  <w:pPr>
+                    <w:pStyle w:val="Compact"/>
+                    <w:jc w:val="center"/>
+                  </w:pPr>
+                  <w:r>
+                    <w:t xml:space="preserve">We first meet the odds in logistic regression.</w:t>
+                  </w:r>
+                </w:p>
+              </w:tc>
+              <w:tc>
+                <w:tcPr/>
+                <w:p>
+                  <w:pPr>
+                    <w:pStyle w:val="Compact"/>
+                    <w:jc w:val="center"/>
+                  </w:pPr>
+                  <w:r>
+                    <w:t xml:space="preserve">We first encounter the odds in logistic regression.</w:t>
+                  </w:r>
+                </w:p>
+              </w:tc>
+            </w:tr>
+            <w:tr>
+              <w:tc>
+                <w:tcPr/>
+                <w:p>
+                  <w:pPr>
+                    <w:pStyle w:val="Compact"/>
+                    <w:jc w:val="center"/>
+                  </w:pPr>
+                  <w:r>
                     <w:t xml:space="preserve">Take a sample of size</w:t>
                   </w:r>
                   <w:r>
@@ -1883,6 +1935,68 @@
         </w:tc>
       </w:tr>
     </w:tbl>
+    <w:p>
+      <w:pPr>
+        <w:pStyle w:val="BodyText"/>
+      </w:pPr>
+      <w:r>
+        <w:t xml:space="preserve">For a reader’s first contact with a term or notation, write</w:t>
+      </w:r>
+      <w:r>
+        <w:t xml:space="preserve"> </w:t>
+      </w:r>
+      <w:r>
+        <w:t xml:space="preserve">“encounter”</w:t>
+      </w:r>
+      <w:r>
+        <w:t xml:space="preserve">.</w:t>
+      </w:r>
+      <w:r>
+        <w:t xml:space="preserve"> </w:t>
+      </w:r>
+      <w:r>
+        <w:t xml:space="preserve">Do not write</w:t>
+      </w:r>
+      <w:r>
+        <w:t xml:space="preserve"> </w:t>
+      </w:r>
+      <w:r>
+        <w:t xml:space="preserve">“meet”</w:t>
+      </w:r>
+      <w:r>
+        <w:t xml:space="preserve">, which treats the idea as a person.</w:t>
+      </w:r>
+      <w:r>
+        <w:t xml:space="preserve"> </w:t>
+      </w:r>
+      <w:r>
+        <w:t xml:space="preserve">Do not write</w:t>
+      </w:r>
+      <w:r>
+        <w:t xml:space="preserve"> </w:t>
+      </w:r>
+      <w:r>
+        <w:t xml:space="preserve">“see”</w:t>
+      </w:r>
+      <w:r>
+        <w:t xml:space="preserve"> </w:t>
+      </w:r>
+      <w:r>
+        <w:t xml:space="preserve">either,</w:t>
+      </w:r>
+      <w:r>
+        <w:t xml:space="preserve"> </w:t>
+      </w:r>
+      <w:r>
+        <w:t xml:space="preserve">because it names one sensory modality,</w:t>
+      </w:r>
+      <w:r>
+        <w:t xml:space="preserve"> </w:t>
+      </w:r>
+      <w:r>
+        <w:t xml:space="preserve">and readers also listen to text or read it in braille.</w:t>
+      </w:r>
+    </w:p>
     <w:p>
       <w:pPr>
         <w:pStyle w:val="BodyText"/>
